--- a/Cossio_etal_glider_biomass_comparison.docx
+++ b/Cossio_etal_glider_biomass_comparison.docx
@@ -727,7 +727,145 @@
       </w:pPr>
       <w:r>
         <w:rPr/>
-        <w:t>Acoustic surveys are a principal method for developing ecological insights into aquatic systems, and are critical approaches for estimating the biomass of commercially important fish stocks (). The use of autonomous instruments and vehicles to conduct or augment vessel-based surveys has become more practicable as technology has progressed (). A number of recent studies have demonstrated the use of uncrewed surface vehicles () to replace or augment ship-based surveys for commercially important finfish a variety of ecosystems including the west coast of the United States, the Bering Sea, off the coast of Norway, and in the Antarctic. Underwater gliders () have also been used in the Southern Ocean to estimate Antarctic krill biomass. The successful use of these vehicles should lead to more widespread use of these technologies as costs of ship time continue to rise and additional constraints are places on traditional approaches to conducting stock assessment surveys.</w:t>
+        <w:t xml:space="preserve">Acoustic surveys are a principal method for developing ecological insights into aquatic systems, and are critical approaches for estimating the biomass of commercially important fish stocks (). The use of autonomous instruments and vehicles to conduct or augment vessel-based surveys has become more practicable as technology has progressed (). </w:t>
+      </w:r>
+      <w:ins w:id="0" w:author="Unknown Author" w:date="2025-06-22T19:48:09Z">
+        <w:r>
+          <w:rPr/>
+          <w:t xml:space="preserve">For example, </w:t>
+        </w:r>
+      </w:ins>
+      <w:del w:id="1" w:author="Unknown Author" w:date="2025-06-22T19:48:18Z">
+        <w:r>
+          <w:rPr/>
+          <w:delText>A number of recent studies have demonstrated the use of</w:delText>
+        </w:r>
+      </w:del>
+      <w:r>
+        <w:rPr/>
+        <w:t xml:space="preserve"> uncrewed surface vehicles () </w:t>
+      </w:r>
+      <w:ins w:id="2" w:author="Unknown Author" w:date="2025-06-22T19:48:23Z">
+        <w:r>
+          <w:rPr/>
+          <w:t xml:space="preserve">have been used </w:t>
+        </w:r>
+      </w:ins>
+      <w:r>
+        <w:rPr/>
+        <w:t>to replace or augment ship-based surveys for commercially important finfish</w:t>
+      </w:r>
+      <w:ins w:id="3" w:author="Unknown Author" w:date="2025-06-22T19:48:32Z">
+        <w:r>
+          <w:rPr/>
+          <w:t xml:space="preserve"> </w:t>
+        </w:r>
+      </w:ins>
+      <w:ins w:id="4" w:author="Unknown Author" w:date="2025-06-22T19:48:32Z">
+        <w:r>
+          <w:rPr/>
+          <w:t xml:space="preserve">in </w:t>
+        </w:r>
+      </w:ins>
+      <w:del w:id="5" w:author="Unknown Author" w:date="2025-06-22T19:48:34Z">
+        <w:r>
+          <w:rPr/>
+          <w:delText xml:space="preserve"> </w:delText>
+        </w:r>
+      </w:del>
+      <w:r>
+        <w:rPr/>
+        <w:t>a variety of ecosystems including the west coast of the United States</w:t>
+      </w:r>
+      <w:ins w:id="6" w:author="Unknown Author" w:date="2025-06-22T19:48:39Z">
+        <w:r>
+          <w:rPr/>
+          <w:t xml:space="preserve"> </w:t>
+        </w:r>
+      </w:ins>
+      <w:ins w:id="7" w:author="Unknown Author" w:date="2025-06-22T19:48:39Z">
+        <w:r>
+          <w:rPr/>
+          <w:t>()</w:t>
+        </w:r>
+      </w:ins>
+      <w:r>
+        <w:rPr/>
+        <w:t>, the Bering Sea</w:t>
+      </w:r>
+      <w:ins w:id="8" w:author="Unknown Author" w:date="2025-06-22T19:48:42Z">
+        <w:r>
+          <w:rPr/>
+          <w:t xml:space="preserve"> </w:t>
+        </w:r>
+      </w:ins>
+      <w:ins w:id="9" w:author="Unknown Author" w:date="2025-06-22T19:48:42Z">
+        <w:r>
+          <w:rPr/>
+          <w:t>()</w:t>
+        </w:r>
+      </w:ins>
+      <w:r>
+        <w:rPr/>
+        <w:t xml:space="preserve">, </w:t>
+      </w:r>
+      <w:ins w:id="10" w:author="Unknown Author" w:date="2025-06-22T19:48:58Z">
+        <w:r>
+          <w:rPr/>
+          <w:t xml:space="preserve">And </w:t>
+        </w:r>
+      </w:ins>
+      <w:r>
+        <w:rPr/>
+        <w:t>off the coast of Norway</w:t>
+      </w:r>
+      <w:ins w:id="11" w:author="Unknown Author" w:date="2025-06-22T19:48:49Z">
+        <w:r>
+          <w:rPr/>
+          <w:t xml:space="preserve"> </w:t>
+        </w:r>
+      </w:ins>
+      <w:ins w:id="12" w:author="Unknown Author" w:date="2025-06-22T19:48:49Z">
+        <w:r>
+          <w:rPr/>
+          <w:t>()</w:t>
+        </w:r>
+      </w:ins>
+      <w:r>
+        <w:rPr/>
+        <w:t xml:space="preserve">, </w:t>
+      </w:r>
+      <w:ins w:id="13" w:author="Unknown Author" w:date="2025-06-22T19:49:06Z">
+        <w:r>
+          <w:rPr/>
+          <w:t xml:space="preserve">Both USV and </w:t>
+        </w:r>
+      </w:ins>
+      <w:del w:id="14" w:author="Unknown Author" w:date="2025-06-22T19:49:21Z">
+        <w:r>
+          <w:rPr/>
+          <w:delText>and in the Antarctic.</w:delText>
+        </w:r>
+      </w:del>
+      <w:r>
+        <w:rPr/>
+        <w:t xml:space="preserve"> Underwater gliders () have also been used in the Southern Ocean to estimate Antarctic krill biomass. The successful use of these vehicles should lead to more widespread use of these technologies as costs of ship time continue to rise and additional constraints are place</w:t>
+      </w:r>
+      <w:ins w:id="15" w:author="Unknown Author" w:date="2025-06-22T19:51:18Z">
+        <w:r>
+          <w:rPr/>
+          <w:t>d</w:t>
+        </w:r>
+      </w:ins>
+      <w:del w:id="16" w:author="Unknown Author" w:date="2025-06-22T19:51:18Z">
+        <w:r>
+          <w:rPr/>
+          <w:delText>s</w:delText>
+        </w:r>
+      </w:del>
+      <w:r>
+        <w:rPr/>
+        <w:t xml:space="preserve"> on traditional approaches to conducting stock assessment surveys.</w:t>
       </w:r>
     </w:p>
     <w:p>
@@ -900,7 +1038,17 @@
       </w:r>
       <w:r>
         <w:rPr/>
-        <w:t xml:space="preserve">acoustic biomass estimates of Antarctic krill to CCAMLR since 1991 (Hewitt et al. 2003: Reiss et al. 2008) using traditional acoustic trawl methodology. These surveys were conducted, often twice, each austral summer until 2011, or a single survey during winter from 2012 to 2016 (Reiss. et al. 2017). </w:t>
+        <w:t>acoustic biomass estimates of Antarctic krill to CCAMLR since 1991 (Hewitt et al. 2003: Reiss et al. 2008) using traditional acoustic trawl methodology. These surveys were conducted, often twice</w:t>
+      </w:r>
+      <w:del w:id="17" w:author="Unknown Author" w:date="2025-06-22T19:55:00Z">
+        <w:r>
+          <w:rPr/>
+          <w:delText>,</w:delText>
+        </w:r>
+      </w:del>
+      <w:r>
+        <w:rPr/>
+        <w:t xml:space="preserve"> each austral summer until 2011, or a single survey during winter from 2012 to 2016 (Reiss. et al. 2017). </w:t>
       </w:r>
     </w:p>
     <w:p>
@@ -921,7 +1069,23 @@
       </w:pPr>
       <w:r>
         <w:rPr/>
-        <w:t xml:space="preserve">In 2018, U. S. AMLR replaced their ship based acoustic trawl surveys with echosounder equipped autonomous underwater gliders (Reiss et al. 2021). These surveys focused on a smaller region of the historical survey area where the krill fishery is concentrated. The gliders were equipped with ASL Inc. Acoustic zooplankton and fish profilers (AZFPs) with three narrowband frequencies (38 kHz, 67.5 kHz, and 125 kHz), and have been used to conduct annual glider-based surveys to continue to provide krill biomass estimates for use by the CCAMLR in their krill management strategy. Simulation exercises (Kinzey et al. 2021) have demonstrated that the sawtooth pattern of sampling by gliders can recover the time series of biomass density estimated from ship-based surveys. Better estimates of biomass density were obtained when the number of gliders sampling increased, or when the gliders sampled to a shallower depth (effectively increasing the number of sampled collected in the upper 250m of the water column). </w:t>
+        <w:t>In 2018, U. S. AMLR replaced their ship based acoustic trawl surveys with echosounder equipped autonomous underwater gliders (Reiss et al. 2021). These surveys focused on a smaller region of the historical survey area where the krill fishery is concentrated. The gliders were equipped with ASL Inc. Acoustic zooplankton and fish profilers (AZFPs) with three narrowband frequencies (38 kHz, 67.5 kHz, and 125 kHz), and have been used to conduct annual glider-based surveys to continue to provide krill biomass estimates for use by the CCAMLR in their krill management strategy. Simulation exercises (Kinzey et al. 2021) have demonstrated that the sawtooth pattern of sampling by gliders can recover the time series of biomass density estimated from ship-based surveys. Better estimates of biomass density were obtained when the number of gliders sampling increased, or when the gliders sampled to a shallower depth (effectively increasing the number of sample</w:t>
+      </w:r>
+      <w:del w:id="18" w:author="Unknown Author" w:date="2025-06-22T19:55:47Z">
+        <w:r>
+          <w:rPr/>
+          <w:delText>d</w:delText>
+        </w:r>
+      </w:del>
+      <w:ins w:id="19" w:author="Unknown Author" w:date="2025-06-22T19:55:48Z">
+        <w:r>
+          <w:rPr/>
+          <w:t>s</w:t>
+        </w:r>
+      </w:ins>
+      <w:r>
+        <w:rPr/>
+        <w:t xml:space="preserve"> collected in the upper 250m of the water column). </w:t>
       </w:r>
     </w:p>
     <w:p>
@@ -942,7 +1106,59 @@
       </w:pPr>
       <w:r>
         <w:rPr/>
-        <w:t>In this study, we deploy two acoustically equipped gliders, with each following the same sampling plan to understand the likely variability in biomass that might be expected in a multi-glider survey. We also demonstrate the use of a new single beam wide-band echosounder (Nortek Signature100 compact echosounder). Finally, we propose a new method</w:t>
+        <w:t xml:space="preserve">In this study, we deploy two </w:t>
+      </w:r>
+      <w:del w:id="20" w:author="Unknown Author" w:date="2025-06-22T20:01:37Z">
+        <w:r>
+          <w:rPr/>
+          <w:delText xml:space="preserve">acoustically equipped </w:delText>
+        </w:r>
+      </w:del>
+      <w:r>
+        <w:rPr/>
+        <w:t>gliders</w:t>
+      </w:r>
+      <w:ins w:id="21" w:author="Unknown Author" w:date="2025-06-22T20:01:41Z">
+        <w:r>
+          <w:rPr/>
+          <w:t xml:space="preserve"> </w:t>
+        </w:r>
+      </w:ins>
+      <w:ins w:id="22" w:author="Unknown Author" w:date="2025-06-22T20:01:41Z">
+        <w:r>
+          <w:rPr/>
+          <w:t>equipped with a new single beam wide-band echosounder (Nortek Signature100 compact echosounder).</w:t>
+        </w:r>
+      </w:ins>
+      <w:r>
+        <w:rPr/>
+        <w:t xml:space="preserve">, with each following the same sampling plan to understand the likely variability in biomass that might be expected in a multi-glider survey. </w:t>
+      </w:r>
+      <w:del w:id="23" w:author="Unknown Author" w:date="2025-06-22T20:02:33Z">
+        <w:r>
+          <w:rPr/>
+          <w:delText>We also demonstrate the use of a new single beam wide-band echosounder (Nortek Signature100 compact echosounder).</w:delText>
+        </w:r>
+      </w:del>
+      <w:r>
+        <w:rPr/>
+        <w:t xml:space="preserve"> </w:t>
+      </w:r>
+      <w:del w:id="24" w:author="Unknown Author" w:date="2025-06-22T20:02:39Z">
+        <w:r>
+          <w:rPr/>
+          <w:delText>Finally, w</w:delText>
+        </w:r>
+      </w:del>
+      <w:ins w:id="25" w:author="Unknown Author" w:date="2025-06-22T20:02:39Z">
+        <w:r>
+          <w:rPr/>
+          <w:t>W</w:t>
+        </w:r>
+      </w:ins>
+      <w:r>
+        <w:rPr/>
+        <w:t>e propose a new method</w:t>
       </w:r>
       <w:r>
         <w:rPr>
@@ -1264,6 +1480,18 @@
         <w:rPr/>
         <w:t xml:space="preserve">of the survey estimates. </w:t>
       </w:r>
+      <w:ins w:id="26" w:author="Unknown Author" w:date="2025-06-22T20:03:04Z">
+        <w:r>
+          <w:rPr/>
+          <w:t xml:space="preserve"> </w:t>
+        </w:r>
+      </w:ins>
+      <w:ins w:id="27" w:author="Unknown Author" w:date="2025-06-22T20:03:04Z">
+        <w:r>
+          <w:rPr/>
+          <w:t xml:space="preserve">We than conclude </w:t>
+        </w:r>
+      </w:ins>
     </w:p>
     <w:p>
       <w:pPr>
@@ -1482,7 +1710,17 @@
       </w:r>
       <w:r>
         <w:rPr/>
-        <w:t>cross basin transects historically surveyed during our previous ship surveys (Reiss et al. 2008), and recent autonomous surveys (Reiss et al. 2021). In addition to the cross basin transects, the survey path is also aimed to increase sampling in</w:t>
+        <w:t xml:space="preserve">cross basin transects historically surveyed during </w:t>
+      </w:r>
+      <w:del w:id="28" w:author="Unknown Author" w:date="2025-06-22T20:27:17Z">
+        <w:r>
+          <w:rPr/>
+          <w:delText>our</w:delText>
+        </w:r>
+      </w:del>
+      <w:r>
+        <w:rPr/>
+        <w:t xml:space="preserve"> previous ship surveys (Reiss et al. 2008), and recent autonomous surveys (Reiss et al. 2021). In addition to the cross basin transects, the survey path is also aimed to increase sampling in</w:t>
       </w:r>
       <w:r>
         <w:rPr>
@@ -1593,12 +1831,42 @@
         <w:pStyle w:val="Normal"/>
         <w:spacing w:lineRule="auto" w:line="480"/>
         <w:rPr>
-          <w:ins w:id="0" w:author="Unknown Author" w:date="2025-05-23T19:47:49Z"/>
+          <w:ins w:id="34" w:author="Unknown Author" w:date="2025-05-23T19:47:49Z"/>
         </w:rPr>
       </w:pPr>
       <w:r>
         <w:rPr/>
-        <w:t>The two gliders were equipped with a Sea-Bird Glider Payload Conductivity, Temperature and Depth (CTD) profiler, an Aanderaa oxygen optode (model 4831), a Wetlabs Ecopuck (FLBBC) that measure fluorescence, colored dissolved organic matter,</w:t>
+        <w:t xml:space="preserve">The two gliders were equipped with a Sea-Bird Glider Payload Conductivity, Temperature and Depth (CTD) profiler, an Aanderaa oxygen optode (model 4831), a Wetlabs </w:t>
+      </w:r>
+      <w:ins w:id="29" w:author="Unknown Author" w:date="2025-06-22T20:27:50Z">
+        <w:r>
+          <w:rPr/>
+          <w:t xml:space="preserve">Inc. FLBBC </w:t>
+        </w:r>
+      </w:ins>
+      <w:r>
+        <w:rPr/>
+        <w:t xml:space="preserve">Ecopuck </w:t>
+      </w:r>
+      <w:del w:id="30" w:author="Unknown Author" w:date="2025-06-22T20:28:07Z">
+        <w:r>
+          <w:rPr/>
+          <w:delText>(FLBBC)</w:delText>
+        </w:r>
+      </w:del>
+      <w:r>
+        <w:rPr/>
+        <w:t xml:space="preserve"> that measure</w:t>
+      </w:r>
+      <w:ins w:id="31" w:author="Unknown Author" w:date="2025-06-22T20:28:12Z">
+        <w:r>
+          <w:rPr/>
+          <w:t>s</w:t>
+        </w:r>
+      </w:ins>
+      <w:r>
+        <w:rPr/>
+        <w:t xml:space="preserve"> fluorescence, colored dissolved organic matter,</w:t>
       </w:r>
       <w:r>
         <w:rPr>
@@ -1864,7 +2132,21 @@
         <w:rPr>
           <w:spacing w:val="-2"/>
         </w:rPr>
-        <w:t xml:space="preserve"> These instruments are analogous to the Signature100 instruments used by the U. S. AMLR Program in their mooring program (Cutter et al. 2022). </w:t>
+        <w:t xml:space="preserve"> These instruments are analogous to the Signature100 instruments used by the U. S. AMLR Program in their mooring program (Cutter et</w:t>
+      </w:r>
+      <w:ins w:id="32" w:author="Unknown Author" w:date="2025-06-22T20:28:30Z">
+        <w:r>
+          <w:rPr>
+            <w:spacing w:val="-2"/>
+          </w:rPr>
+          <w:t>.</w:t>
+        </w:r>
+      </w:ins>
+      <w:r>
+        <w:rPr>
+          <w:spacing w:val="-2"/>
+        </w:rPr>
+        <w:t xml:space="preserve"> al. 2022). </w:t>
       </w:r>
       <w:r>
         <w:rPr/>
@@ -1898,7 +2180,25 @@
       </w:r>
       <w:r>
         <w:rPr/>
-        <w:t>programmed to dive at 26 degrees so that the acoustic transducers were directed normal to the sea surface while sampling. The echosounders are single beam wideband echosounders with an operational range between 70 kHz and 120 kHz, similar to the echosounders in the Nortek Signature 100 ADCP (Cutter, et al, 2022). We sampled at 1/6 Hz, transmitting one wideband pulse followed by two narrowband pulses. The wideband pulse with frequencies of 74, 82, 91, 99, and 108 kHz was first transmitted with a 1 second delay between frequencies. This is followed by a narrowband pulse transmitted at 70 kHz with a 1-ms duration followed by a 120 kHz pulse with a 1-ms duration. The echosounders have a range of more than 300m but an artifact in the 70 kHz data at 97m, impacted data beyond this range. So the analysis range was limited to 96m at both frequencies on both gliders.</w:t>
+        <w:t xml:space="preserve">programmed to dive at 26 degrees so that the acoustic transducers were directed normal to the sea surface while sampling. The echosounders are single beam wideband echosounders with an operational range between 70 kHz and 120 kHz, similar to the echosounders in the Nortek Signature 100 ADCP (Cutter, et al, 2022). We sampled at 1/6 Hz, transmitting one wideband pulse followed by two narrowband pulses. The wideband pulse with frequencies of 74, 82, 91, 99, and 108 kHz was first transmitted with a 1 second delay between frequencies. </w:t>
+      </w:r>
+      <w:commentRangeStart w:id="0"/>
+      <w:r>
+        <w:rPr/>
+        <w:t>This is followed by a narrowband pulse transmitted at 70 kHz with a 1-ms duration followed by a 120 kHz pulse with a 1-ms duration.</w:t>
+      </w:r>
+      <w:ins w:id="33" w:author="Unknown Author" w:date="2025-06-22T20:29:00Z">
+        <w:r>
+          <w:rPr/>
+        </w:r>
+      </w:ins>
+      <w:commentRangeEnd w:id="0"/>
+      <w:r>
+        <w:commentReference w:id="0"/>
+      </w:r>
+      <w:r>
+        <w:rPr/>
+        <w:t xml:space="preserve"> The echosounders have a range of more than 300m but an artifact in the 70 kHz data at 97m, impacted data beyond this range. So the analysis range was limited to 96m at both frequencies on both gliders.</w:t>
       </w:r>
     </w:p>
     <w:p>
@@ -1909,118 +2209,307 @@
       </w:pPr>
       <w:r>
         <w:rPr/>
-        <w:t>Unlike ships, gliders collect acoustic data during discrete, oblique dives through the water column. Ships will sample along transects and over a fixed depth range relative to the water surface. The glider acoustics sample similar to an oblique net tow, were the range of the echosounder (effective 96m</w:t>
-      </w:r>
-      <w:r>
-        <w:rPr>
-          <w:spacing w:val="-2"/>
-        </w:rPr>
-        <w:t xml:space="preserve"> </w:t>
-      </w:r>
-      <w:r>
-        <w:rPr/>
-        <w:t>in</w:t>
-      </w:r>
-      <w:r>
-        <w:rPr>
-          <w:spacing w:val="-3"/>
-        </w:rPr>
-        <w:t xml:space="preserve"> </w:t>
-      </w:r>
-      <w:r>
-        <w:rPr/>
-        <w:t>this</w:t>
-      </w:r>
-      <w:r>
-        <w:rPr>
-          <w:spacing w:val="-3"/>
-        </w:rPr>
-        <w:t xml:space="preserve"> </w:t>
-      </w:r>
-      <w:r>
-        <w:rPr/>
-        <w:t>survey)</w:t>
-      </w:r>
-      <w:r>
-        <w:rPr>
-          <w:spacing w:val="-2"/>
-        </w:rPr>
-        <w:t xml:space="preserve"> </w:t>
-      </w:r>
-      <w:r>
-        <w:rPr/>
-        <w:t>is</w:t>
-      </w:r>
-      <w:r>
-        <w:rPr>
-          <w:spacing w:val="-3"/>
-        </w:rPr>
-        <w:t xml:space="preserve"> </w:t>
-      </w:r>
-      <w:r>
-        <w:rPr/>
-        <w:t>an</w:t>
-      </w:r>
-      <w:r>
-        <w:rPr>
-          <w:spacing w:val="-3"/>
-        </w:rPr>
-        <w:t xml:space="preserve"> </w:t>
-      </w:r>
-      <w:r>
-        <w:rPr/>
-        <w:t>angled</w:t>
-      </w:r>
-      <w:r>
-        <w:rPr>
-          <w:spacing w:val="-2"/>
-        </w:rPr>
-        <w:t xml:space="preserve"> </w:t>
-      </w:r>
-      <w:r>
-        <w:rPr/>
-        <w:t>slice</w:t>
-      </w:r>
-      <w:r>
-        <w:rPr>
-          <w:spacing w:val="-2"/>
-        </w:rPr>
-        <w:t xml:space="preserve"> </w:t>
-      </w:r>
-      <w:r>
-        <w:rPr/>
-        <w:t>through</w:t>
-      </w:r>
-      <w:r>
-        <w:rPr>
-          <w:spacing w:val="-3"/>
-        </w:rPr>
-        <w:t xml:space="preserve"> </w:t>
-      </w:r>
-      <w:r>
-        <w:rPr/>
-        <w:t>the</w:t>
-      </w:r>
-      <w:r>
-        <w:rPr>
-          <w:spacing w:val="-2"/>
-        </w:rPr>
-        <w:t xml:space="preserve"> </w:t>
-      </w:r>
-      <w:r>
-        <w:rPr/>
-        <w:t>water</w:t>
-      </w:r>
-      <w:r>
-        <w:rPr>
-          <w:spacing w:val="-3"/>
-        </w:rPr>
-        <w:t xml:space="preserve"> </w:t>
-      </w:r>
-      <w:r>
-        <w:rPr/>
-        <w:t>column.</w:t>
-      </w:r>
+        <w:t>Unlike ships</w:t>
+      </w:r>
+      <w:ins w:id="35" w:author="Unknown Author" w:date="2025-06-22T20:30:28Z">
+        <w:r>
+          <w:rPr/>
+          <w:t xml:space="preserve"> </w:t>
+        </w:r>
+      </w:ins>
+      <w:ins w:id="36" w:author="Unknown Author" w:date="2025-06-22T20:30:28Z">
+        <w:r>
+          <w:rPr/>
+          <w:t>that sample continuously during transiting between oceanographic stations, or along defined transecy</w:t>
+        </w:r>
+      </w:ins>
+      <w:r>
+        <w:rPr/>
+        <w:t xml:space="preserve">, gliders collect acoustic data during discrete, oblique dives </w:t>
+      </w:r>
+      <w:ins w:id="37" w:author="Unknown Author" w:date="2025-06-22T20:30:12Z">
+        <w:r>
+          <w:rPr/>
+          <w:t xml:space="preserve">and climbs </w:t>
+        </w:r>
+      </w:ins>
+      <w:r>
+        <w:rPr/>
+        <w:t xml:space="preserve">through the water column. </w:t>
+      </w:r>
+      <w:ins w:id="38" w:author="Unknown Author" w:date="2025-06-22T20:31:21Z">
+        <w:r>
+          <w:rPr/>
+          <w:t xml:space="preserve">Thus </w:t>
+        </w:r>
+      </w:ins>
+      <w:del w:id="39" w:author="Unknown Author" w:date="2025-06-22T20:31:24Z">
+        <w:r>
+          <w:rPr/>
+          <w:delText>S</w:delText>
+        </w:r>
+      </w:del>
+      <w:ins w:id="40" w:author="Unknown Author" w:date="2025-06-22T20:31:25Z">
+        <w:r>
+          <w:rPr/>
+          <w:t>s</w:t>
+        </w:r>
+      </w:ins>
+      <w:r>
+        <w:rPr/>
+        <w:t>hip</w:t>
+      </w:r>
+      <w:ins w:id="41" w:author="Unknown Author" w:date="2025-06-22T20:31:33Z">
+        <w:r>
+          <w:rPr/>
+          <w:t>-</w:t>
+        </w:r>
+      </w:ins>
+      <w:ins w:id="42" w:author="Unknown Author" w:date="2025-06-22T20:31:33Z">
+        <w:r>
+          <w:rPr/>
+          <w:t>based echsounders</w:t>
+        </w:r>
+      </w:ins>
+      <w:del w:id="43" w:author="Unknown Author" w:date="2025-06-22T20:31:46Z">
+        <w:r>
+          <w:rPr/>
+          <w:delText>s will sample along transects and over a</w:delText>
+        </w:r>
+      </w:del>
+      <w:ins w:id="44" w:author="Unknown Author" w:date="2025-06-22T20:31:46Z">
+        <w:r>
+          <w:rPr/>
+          <w:t xml:space="preserve">will sample a </w:t>
+        </w:r>
+      </w:ins>
+      <w:del w:id="45" w:author="Unknown Author" w:date="2025-06-22T20:31:50Z">
+        <w:r>
+          <w:rPr/>
+          <w:delText xml:space="preserve"> </w:delText>
+        </w:r>
+      </w:del>
+      <w:r>
+        <w:rPr/>
+        <w:t>fixed depth range relative to the water surface</w:t>
+      </w:r>
+      <w:ins w:id="46" w:author="Unknown Author" w:date="2025-06-22T20:31:55Z">
+        <w:r>
+          <w:rPr/>
+          <w:t xml:space="preserve">, </w:t>
+        </w:r>
+      </w:ins>
+      <w:ins w:id="47" w:author="Unknown Author" w:date="2025-06-22T20:31:55Z">
+        <w:r>
+          <w:rPr/>
+          <w:t xml:space="preserve">with a maximum depth dependent on </w:t>
+        </w:r>
+      </w:ins>
+      <w:ins w:id="48" w:author="Unknown Author" w:date="2025-06-22T20:31:55Z">
+        <w:r>
+          <w:rPr>
+            <w:rFonts w:eastAsia="Garamond" w:cs="Garamond"/>
+            <w:color w:val="auto"/>
+            <w:kern w:val="0"/>
+            <w:sz w:val="22"/>
+            <w:szCs w:val="22"/>
+            <w:lang w:val="en-US" w:eastAsia="en-US" w:bidi="ar-SA"/>
+          </w:rPr>
+          <w:t>the</w:t>
+        </w:r>
+      </w:ins>
+      <w:ins w:id="49" w:author="Unknown Author" w:date="2025-06-22T20:31:55Z">
+        <w:r>
+          <w:rPr/>
+          <w:t xml:space="preserve"> frequencies of the transducers</w:t>
+        </w:r>
+      </w:ins>
+      <w:r>
+        <w:rPr/>
+        <w:t xml:space="preserve">. The glider </w:t>
+      </w:r>
+      <w:del w:id="50" w:author="Unknown Author" w:date="2025-06-22T20:30:02Z">
+        <w:r>
+          <w:rPr/>
+          <w:delText>acoustics</w:delText>
+        </w:r>
+      </w:del>
+      <w:ins w:id="51" w:author="Unknown Author" w:date="2025-06-22T20:30:02Z">
+        <w:r>
+          <w:rPr/>
+          <w:t>echosounders</w:t>
+        </w:r>
+      </w:ins>
+      <w:r>
+        <w:rPr/>
+        <w:t xml:space="preserve"> sample </w:t>
+      </w:r>
+      <w:ins w:id="52" w:author="Unknown Author" w:date="2025-06-22T20:32:47Z">
+        <w:r>
+          <w:rPr/>
+          <w:t xml:space="preserve">a continuous range below the glider, also frequency dependent, but but sample throughout the 1000m of the dives or to the bottom in shallower water. </w:t>
+        </w:r>
+      </w:ins>
+      <w:del w:id="53" w:author="Unknown Author" w:date="2025-06-22T20:34:38Z">
+        <w:r>
+          <w:rPr/>
+          <w:delText>similar to an oblique net tow, were the range of the echosounder (effective 96m</w:delText>
+        </w:r>
+      </w:del>
+      <w:del w:id="54" w:author="Unknown Author" w:date="2025-06-22T20:34:38Z">
+        <w:r>
+          <w:rPr>
+            <w:spacing w:val="-2"/>
+          </w:rPr>
+          <w:delText xml:space="preserve"> </w:delText>
+        </w:r>
+      </w:del>
+      <w:del w:id="55" w:author="Unknown Author" w:date="2025-06-22T20:34:38Z">
+        <w:r>
+          <w:rPr/>
+          <w:delText>in</w:delText>
+        </w:r>
+      </w:del>
+      <w:del w:id="56" w:author="Unknown Author" w:date="2025-06-22T20:34:38Z">
+        <w:r>
+          <w:rPr>
+            <w:spacing w:val="-3"/>
+          </w:rPr>
+          <w:delText xml:space="preserve"> </w:delText>
+        </w:r>
+      </w:del>
+      <w:del w:id="57" w:author="Unknown Author" w:date="2025-06-22T20:34:38Z">
+        <w:r>
+          <w:rPr/>
+          <w:delText>this</w:delText>
+        </w:r>
+      </w:del>
+      <w:del w:id="58" w:author="Unknown Author" w:date="2025-06-22T20:34:38Z">
+        <w:r>
+          <w:rPr>
+            <w:spacing w:val="-3"/>
+          </w:rPr>
+          <w:delText xml:space="preserve"> </w:delText>
+        </w:r>
+      </w:del>
+      <w:del w:id="59" w:author="Unknown Author" w:date="2025-06-22T20:34:38Z">
+        <w:r>
+          <w:rPr/>
+          <w:delText>survey)</w:delText>
+        </w:r>
+      </w:del>
+      <w:del w:id="60" w:author="Unknown Author" w:date="2025-06-22T20:34:38Z">
+        <w:r>
+          <w:rPr>
+            <w:spacing w:val="-2"/>
+          </w:rPr>
+          <w:delText xml:space="preserve"> </w:delText>
+        </w:r>
+      </w:del>
+      <w:del w:id="61" w:author="Unknown Author" w:date="2025-06-22T20:34:38Z">
+        <w:r>
+          <w:rPr/>
+          <w:delText>is</w:delText>
+        </w:r>
+      </w:del>
+      <w:del w:id="62" w:author="Unknown Author" w:date="2025-06-22T20:34:38Z">
+        <w:r>
+          <w:rPr>
+            <w:spacing w:val="-3"/>
+          </w:rPr>
+          <w:delText xml:space="preserve"> </w:delText>
+        </w:r>
+      </w:del>
+      <w:del w:id="63" w:author="Unknown Author" w:date="2025-06-22T20:34:38Z">
+        <w:r>
+          <w:rPr/>
+          <w:delText>an</w:delText>
+        </w:r>
+      </w:del>
+      <w:del w:id="64" w:author="Unknown Author" w:date="2025-06-22T20:34:38Z">
+        <w:r>
+          <w:rPr>
+            <w:spacing w:val="-3"/>
+          </w:rPr>
+          <w:delText xml:space="preserve"> </w:delText>
+        </w:r>
+      </w:del>
+      <w:del w:id="65" w:author="Unknown Author" w:date="2025-06-22T20:34:38Z">
+        <w:r>
+          <w:rPr/>
+          <w:delText>angled</w:delText>
+        </w:r>
+      </w:del>
+      <w:del w:id="66" w:author="Unknown Author" w:date="2025-06-22T20:34:38Z">
+        <w:r>
+          <w:rPr>
+            <w:spacing w:val="-2"/>
+          </w:rPr>
+          <w:delText xml:space="preserve"> </w:delText>
+        </w:r>
+      </w:del>
+      <w:del w:id="67" w:author="Unknown Author" w:date="2025-06-22T20:34:38Z">
+        <w:r>
+          <w:rPr/>
+          <w:delText>slice</w:delText>
+        </w:r>
+      </w:del>
+      <w:del w:id="68" w:author="Unknown Author" w:date="2025-06-22T20:34:38Z">
+        <w:r>
+          <w:rPr>
+            <w:spacing w:val="-2"/>
+          </w:rPr>
+          <w:delText xml:space="preserve"> </w:delText>
+        </w:r>
+      </w:del>
+      <w:del w:id="69" w:author="Unknown Author" w:date="2025-06-22T20:34:38Z">
+        <w:r>
+          <w:rPr/>
+          <w:delText>through</w:delText>
+        </w:r>
+      </w:del>
+      <w:del w:id="70" w:author="Unknown Author" w:date="2025-06-22T20:34:38Z">
+        <w:r>
+          <w:rPr>
+            <w:spacing w:val="-3"/>
+          </w:rPr>
+          <w:delText xml:space="preserve"> </w:delText>
+        </w:r>
+      </w:del>
+      <w:del w:id="71" w:author="Unknown Author" w:date="2025-06-22T20:34:38Z">
+        <w:r>
+          <w:rPr/>
+          <w:delText>the</w:delText>
+        </w:r>
+      </w:del>
+      <w:del w:id="72" w:author="Unknown Author" w:date="2025-06-22T20:34:38Z">
+        <w:r>
+          <w:rPr>
+            <w:spacing w:val="-2"/>
+          </w:rPr>
+          <w:delText xml:space="preserve"> </w:delText>
+        </w:r>
+      </w:del>
+      <w:del w:id="73" w:author="Unknown Author" w:date="2025-06-22T20:34:38Z">
+        <w:r>
+          <w:rPr/>
+          <w:delText>water</w:delText>
+        </w:r>
+      </w:del>
+      <w:del w:id="74" w:author="Unknown Author" w:date="2025-06-22T20:34:38Z">
+        <w:r>
+          <w:rPr>
+            <w:spacing w:val="-3"/>
+          </w:rPr>
+          <w:delText xml:space="preserve"> </w:delText>
+        </w:r>
+      </w:del>
+      <w:del w:id="75" w:author="Unknown Author" w:date="2025-06-22T20:34:38Z">
+        <w:r>
+          <w:rPr/>
+          <w:delText>column.</w:delText>
+        </w:r>
+      </w:del>
       <w:r>
         <w:rPr>
           <w:spacing w:val="-2"/>
@@ -2037,30 +2526,46 @@
         </w:rPr>
         <w:t xml:space="preserve"> </w:t>
       </w:r>
-      <w:r>
-        <w:rPr/>
-        <w:t>of</w:t>
-      </w:r>
-      <w:r>
-        <w:rPr>
-          <w:spacing w:val="-2"/>
-        </w:rPr>
-        <w:t xml:space="preserve"> </w:t>
-      </w:r>
-      <w:r>
-        <w:rPr/>
-        <w:t>these</w:t>
-      </w:r>
-      <w:r>
-        <w:rPr>
-          <w:spacing w:val="-4"/>
-        </w:rPr>
-        <w:t xml:space="preserve"> </w:t>
-      </w:r>
-      <w:r>
-        <w:rPr/>
-        <w:t>discrete,</w:t>
-      </w:r>
+      <w:del w:id="76" w:author="Unknown Author" w:date="2025-06-22T20:34:47Z">
+        <w:r>
+          <w:rPr>
+            <w:spacing w:val="-3"/>
+          </w:rPr>
+          <w:delText>of</w:delText>
+        </w:r>
+      </w:del>
+      <w:del w:id="77" w:author="Unknown Author" w:date="2025-06-22T20:34:47Z">
+        <w:r>
+          <w:rPr>
+            <w:spacing w:val="-2"/>
+          </w:rPr>
+          <w:delText xml:space="preserve"> </w:delText>
+        </w:r>
+      </w:del>
+      <w:del w:id="78" w:author="Unknown Author" w:date="2025-06-22T20:34:47Z">
+        <w:r>
+          <w:rPr>
+            <w:spacing w:val="-3"/>
+          </w:rPr>
+          <w:delText>these</w:delText>
+        </w:r>
+      </w:del>
+      <w:del w:id="79" w:author="Unknown Author" w:date="2025-06-22T20:34:47Z">
+        <w:r>
+          <w:rPr>
+            <w:spacing w:val="-4"/>
+          </w:rPr>
+          <w:delText xml:space="preserve"> </w:delText>
+        </w:r>
+      </w:del>
+      <w:del w:id="80" w:author="Unknown Author" w:date="2025-06-22T20:34:47Z">
+        <w:r>
+          <w:rPr>
+            <w:spacing w:val="-3"/>
+          </w:rPr>
+          <w:delText>discrete,</w:delText>
+        </w:r>
+      </w:del>
       <w:r>
         <w:rPr>
           <w:spacing w:val="-2"/>
@@ -2079,7 +2584,59 @@
       </w:r>
       <w:r>
         <w:rPr/>
-        <w:t>dives are called profiles. The horizontal distance traveled by the glider during each dive-climb cycle and</w:t>
+        <w:t>dive</w:t>
+      </w:r>
+      <w:del w:id="81" w:author="Unknown Author" w:date="2025-06-22T20:34:49Z">
+        <w:r>
+          <w:rPr/>
+          <w:delText>s</w:delText>
+        </w:r>
+      </w:del>
+      <w:r>
+        <w:rPr/>
+        <w:t xml:space="preserve"> </w:t>
+      </w:r>
+      <w:del w:id="82" w:author="Unknown Author" w:date="2025-06-22T20:34:51Z">
+        <w:r>
+          <w:rPr/>
+          <w:delText>are</w:delText>
+        </w:r>
+      </w:del>
+      <w:ins w:id="83" w:author="Unknown Author" w:date="2025-06-22T20:34:51Z">
+        <w:r>
+          <w:rPr/>
+          <w:t xml:space="preserve">is </w:t>
+        </w:r>
+      </w:ins>
+      <w:del w:id="84" w:author="Unknown Author" w:date="2025-06-22T20:34:53Z">
+        <w:r>
+          <w:rPr/>
+          <w:delText xml:space="preserve"> </w:delText>
+        </w:r>
+      </w:del>
+      <w:r>
+        <w:rPr/>
+        <w:t xml:space="preserve">called </w:t>
+      </w:r>
+      <w:ins w:id="85" w:author="Unknown Author" w:date="2025-06-22T20:34:56Z">
+        <w:r>
+          <w:rPr/>
+          <w:t xml:space="preserve">a </w:t>
+        </w:r>
+      </w:ins>
+      <w:r>
+        <w:rPr/>
+        <w:t>profile</w:t>
+      </w:r>
+      <w:del w:id="86" w:author="Unknown Author" w:date="2025-06-22T20:34:58Z">
+        <w:r>
+          <w:rPr/>
+          <w:delText>s</w:delText>
+        </w:r>
+      </w:del>
+      <w:r>
+        <w:rPr/>
+        <w:t>. The horizontal distance traveled by the glider during each dive-climb cycle and</w:t>
       </w:r>
       <w:r>
         <w:rPr>
@@ -2089,18 +2646,48 @@
       </w:r>
       <w:r>
         <w:rPr/>
-        <w:t>the interval between dives was dependent on dive depth, with increased horizontal sampling resolution when dives were shallower, thus more frequent.</w:t>
+        <w:t xml:space="preserve">the interval between dives </w:t>
+      </w:r>
+      <w:del w:id="87" w:author="Unknown Author" w:date="2025-06-22T20:35:06Z">
+        <w:r>
+          <w:rPr/>
+          <w:delText>was</w:delText>
+        </w:r>
+      </w:del>
+      <w:ins w:id="88" w:author="Unknown Author" w:date="2025-06-22T20:35:06Z">
+        <w:r>
+          <w:rPr/>
+          <w:t>is</w:t>
+        </w:r>
+      </w:ins>
+      <w:r>
+        <w:rPr/>
+        <w:t xml:space="preserve"> dependent on dive depth, with increased horizontal sampling resolution when dives were shallower</w:t>
+      </w:r>
+      <w:del w:id="89" w:author="Unknown Author" w:date="2025-06-22T20:35:15Z">
+        <w:r>
+          <w:rPr/>
+          <w:delText>, thus more frequent</w:delText>
+        </w:r>
+      </w:del>
+      <w:r>
+        <w:rPr/>
+        <w:t>.</w:t>
       </w:r>
     </w:p>
     <w:p>
       <w:pPr>
         <w:pStyle w:val="Normal"/>
         <w:spacing w:lineRule="auto" w:line="480"/>
-        <w:rPr/>
+        <w:rPr>
+          <w:del w:id="91" w:author="Unknown Author" w:date="2025-06-22T20:35:16Z"/>
+        </w:rPr>
       </w:pPr>
-      <w:r>
-        <w:rPr/>
-      </w:r>
+      <w:del w:id="90" w:author="Unknown Author" w:date="2025-06-22T20:35:16Z">
+        <w:r>
+          <w:rPr/>
+        </w:r>
+      </w:del>
     </w:p>
     <w:p>
       <w:pPr>
@@ -3579,7 +4166,7 @@
         <w:pStyle w:val="Normal"/>
         <w:spacing w:lineRule="auto" w:line="480"/>
         <w:rPr>
-          <w:del w:id="2" w:author="Unknown Author" w:date="2025-05-23T19:48:07Z"/>
+          <w:del w:id="93" w:author="Unknown Author" w:date="2025-05-23T19:48:07Z"/>
         </w:rPr>
       </w:pPr>
       <w:r>
@@ -3753,7 +4340,7 @@
         <w:rPr/>
         <w:t>profiles following Reiss et al. (2021).</w:t>
       </w:r>
-      <w:ins w:id="1" w:author="Unknown Author" w:date="2025-05-23T19:48:06Z">
+      <w:ins w:id="92" w:author="Unknown Author" w:date="2025-05-23T19:48:06Z">
         <w:r>
           <w:rPr/>
           <w:t xml:space="preserve"> </w:t>
@@ -4016,7 +4603,7 @@
         </w:rPr>
         <w:t xml:space="preserve"> </w:t>
       </w:r>
-      <w:del w:id="3" w:author="Unknown Author" w:date="2025-05-27T10:46:48Z">
+      <w:del w:id="94" w:author="Unknown Author" w:date="2025-05-27T10:46:48Z">
         <w:r>
           <w:rPr>
             <w:spacing w:val="-4"/>
@@ -4024,7 +4611,7 @@
           <w:delText>2</w:delText>
         </w:r>
       </w:del>
-      <w:ins w:id="4" w:author="Unknown Author" w:date="2025-05-27T10:46:48Z">
+      <w:ins w:id="95" w:author="Unknown Author" w:date="2025-05-27T10:46:48Z">
         <w:r>
           <w:rPr/>
           <w:t>1</w:t>
@@ -4520,7 +5107,7 @@
         </w:rPr>
         <w:t xml:space="preserve">Both gliders </w:t>
       </w:r>
-      <w:ins w:id="5" w:author="Unknown Author" w:date="2025-05-27T09:42:14Z">
+      <w:ins w:id="96" w:author="Unknown Author" w:date="2025-05-27T09:42:14Z">
         <w:r>
           <w:rPr>
             <w:color w:val="212121"/>
@@ -4528,7 +5115,7 @@
           <w:t>sampled the water column toa depth of about 1000m. The gliders also covered</w:t>
         </w:r>
       </w:ins>
-      <w:del w:id="6" w:author="Unknown Author" w:date="2025-05-27T09:42:48Z">
+      <w:del w:id="97" w:author="Unknown Author" w:date="2025-05-27T09:42:48Z">
         <w:r>
           <w:rPr>
             <w:color w:val="212121"/>
@@ -4555,7 +5142,7 @@
         </w:rPr>
         <w:t xml:space="preserve">AMLR03 also sampled an additional loop off King George Island that was not sampled by AMLR04. Profiles of mean ABC </w:t>
       </w:r>
-      <w:del w:id="7" w:author="Unknown Author" w:date="2025-05-27T09:38:13Z">
+      <w:del w:id="98" w:author="Unknown Author" w:date="2025-05-27T09:38:13Z">
         <w:r>
           <w:rPr>
             <w:color w:val="212121"/>
@@ -4569,7 +5156,7 @@
         </w:rPr>
         <w:t xml:space="preserve">showed that most krill were in the upper 250m of the water column (Figure </w:t>
       </w:r>
-      <w:del w:id="8" w:author="Unknown Author" w:date="2025-05-27T10:46:59Z">
+      <w:del w:id="99" w:author="Unknown Author" w:date="2025-05-27T10:46:59Z">
         <w:r>
           <w:rPr>
             <w:color w:val="212121"/>
@@ -4577,7 +5164,7 @@
           <w:delText>3</w:delText>
         </w:r>
       </w:del>
-      <w:ins w:id="9" w:author="Unknown Author" w:date="2025-05-27T10:46:59Z">
+      <w:ins w:id="100" w:author="Unknown Author" w:date="2025-05-27T10:46:59Z">
         <w:r>
           <w:rPr>
             <w:color w:val="212121"/>
@@ -4591,7 +5178,7 @@
         </w:rPr>
         <w:t xml:space="preserve">). This finding is consistent with previous ship () and glider studies () that have demonstrated that most krill biomass during summer is in the upper few hundred meters of the water column. </w:t>
       </w:r>
-      <w:ins w:id="10" w:author="Unknown Author" w:date="2025-05-27T09:38:57Z">
+      <w:ins w:id="101" w:author="Unknown Author" w:date="2025-05-27T09:38:57Z">
         <w:r>
           <w:rPr>
             <w:color w:val="212121"/>
@@ -4599,7 +5186,7 @@
           <w:t xml:space="preserve">Further, because </w:t>
         </w:r>
       </w:ins>
-      <w:ins w:id="11" w:author="Unknown Author" w:date="2025-05-27T09:40:33Z">
+      <w:ins w:id="102" w:author="Unknown Author" w:date="2025-05-27T09:40:33Z">
         <w:r>
           <w:rPr>
             <w:color w:val="212121"/>
@@ -4607,7 +5194,7 @@
           <w:t xml:space="preserve">most of </w:t>
         </w:r>
       </w:ins>
-      <w:ins w:id="12" w:author="Unknown Author" w:date="2025-05-27T09:40:33Z">
+      <w:ins w:id="103" w:author="Unknown Author" w:date="2025-05-27T09:40:33Z">
         <w:r>
           <w:rPr>
             <w:rFonts w:eastAsia="Garamond" w:cs="Garamond"/>
@@ -4620,7 +5207,7 @@
           <w:t>the</w:t>
         </w:r>
       </w:ins>
-      <w:ins w:id="13" w:author="Unknown Author" w:date="2025-05-27T09:40:33Z">
+      <w:ins w:id="104" w:author="Unknown Author" w:date="2025-05-27T09:40:33Z">
         <w:r>
           <w:rPr>
             <w:color w:val="212121"/>
@@ -4628,7 +5215,7 @@
           <w:t xml:space="preserve"> Bransfield Strait is shallower than 1000m, </w:t>
         </w:r>
       </w:ins>
-      <w:del w:id="14" w:author="Unknown Author" w:date="2025-05-27T09:39:06Z">
+      <w:del w:id="105" w:author="Unknown Author" w:date="2025-05-27T09:39:06Z">
         <w:r>
           <w:rPr>
             <w:color w:val="212121"/>
@@ -4636,7 +5223,7 @@
           <w:delText>Moreover,</w:delText>
         </w:r>
       </w:del>
-      <w:del w:id="15" w:author="Unknown Author" w:date="2025-05-27T09:43:55Z">
+      <w:del w:id="106" w:author="Unknown Author" w:date="2025-05-27T09:43:55Z">
         <w:r>
           <w:rPr>
             <w:color w:val="212121"/>
@@ -4644,7 +5231,7 @@
           <w:delText xml:space="preserve"> because gliders </w:delText>
         </w:r>
       </w:del>
-      <w:del w:id="16" w:author="Unknown Author" w:date="2025-05-27T09:39:12Z">
+      <w:del w:id="107" w:author="Unknown Author" w:date="2025-05-27T09:39:12Z">
         <w:r>
           <w:rPr>
             <w:color w:val="212121"/>
@@ -4652,7 +5239,7 @@
           <w:delText xml:space="preserve">can </w:delText>
         </w:r>
       </w:del>
-      <w:del w:id="17" w:author="Unknown Author" w:date="2025-05-27T09:43:55Z">
+      <w:del w:id="108" w:author="Unknown Author" w:date="2025-05-27T09:43:55Z">
         <w:r>
           <w:rPr>
             <w:color w:val="212121"/>
@@ -4673,34 +5260,16 @@
         </w:rPr>
         <w:t xml:space="preserve"> </w:t>
       </w:r>
-      <w:ins w:id="18" w:author="Unknown Author" w:date="2025-05-27T09:39:33Z">
+      <w:ins w:id="109" w:author="Unknown Author" w:date="2025-05-27T09:39:33Z">
         <w:r>
           <w:rPr>
             <w:color w:val="212121"/>
             <w:spacing w:val="-2"/>
           </w:rPr>
-          <w:t xml:space="preserve">it is clear that there were </w:t>
+          <w:t xml:space="preserve">it is clear that there were very few krill aggregations at depth. </w:t>
         </w:r>
       </w:ins>
-      <w:ins w:id="19" w:author="Unknown Author" w:date="2025-05-27T09:39:33Z">
-        <w:r>
-          <w:rPr>
-            <w:color w:val="212121"/>
-            <w:spacing w:val="-2"/>
-          </w:rPr>
-          <w:t xml:space="preserve">very </w:t>
-        </w:r>
-      </w:ins>
-      <w:ins w:id="20" w:author="Unknown Author" w:date="2025-05-27T09:39:33Z">
-        <w:r>
-          <w:rPr>
-            <w:color w:val="212121"/>
-            <w:spacing w:val="-2"/>
-          </w:rPr>
-          <w:t xml:space="preserve">few krill aggregations at depth. </w:t>
-        </w:r>
-      </w:ins>
-      <w:del w:id="21" w:author="Unknown Author" w:date="2025-05-27T09:44:10Z">
+      <w:del w:id="110" w:author="Unknown Author" w:date="2025-05-27T09:44:10Z">
         <w:r>
           <w:rPr>
             <w:color w:val="212121"/>
@@ -4709,7 +5278,7 @@
           <w:delText>there is</w:delText>
         </w:r>
       </w:del>
-      <w:del w:id="22" w:author="Unknown Author" w:date="2025-05-27T09:44:10Z">
+      <w:del w:id="111" w:author="Unknown Author" w:date="2025-05-27T09:44:10Z">
         <w:r>
           <w:rPr>
             <w:color w:val="212121"/>
@@ -4718,7 +5287,7 @@
           <w:delText xml:space="preserve"> </w:delText>
         </w:r>
       </w:del>
-      <w:del w:id="23" w:author="Unknown Author" w:date="2025-05-27T09:44:10Z">
+      <w:del w:id="112" w:author="Unknown Author" w:date="2025-05-27T09:44:10Z">
         <w:r>
           <w:rPr>
             <w:color w:val="212121"/>
@@ -4727,7 +5296,7 @@
           <w:delText>less</w:delText>
         </w:r>
       </w:del>
-      <w:del w:id="24" w:author="Unknown Author" w:date="2025-05-27T09:44:10Z">
+      <w:del w:id="113" w:author="Unknown Author" w:date="2025-05-27T09:44:10Z">
         <w:r>
           <w:rPr>
             <w:color w:val="212121"/>
@@ -4736,7 +5305,7 @@
           <w:delText xml:space="preserve"> </w:delText>
         </w:r>
       </w:del>
-      <w:del w:id="25" w:author="Unknown Author" w:date="2025-05-27T09:44:10Z">
+      <w:del w:id="114" w:author="Unknown Author" w:date="2025-05-27T09:44:10Z">
         <w:r>
           <w:rPr>
             <w:color w:val="212121"/>
@@ -4745,7 +5314,7 @@
           <w:delText>concern</w:delText>
         </w:r>
       </w:del>
-      <w:del w:id="26" w:author="Unknown Author" w:date="2025-05-27T09:44:10Z">
+      <w:del w:id="115" w:author="Unknown Author" w:date="2025-05-27T09:44:10Z">
         <w:r>
           <w:rPr>
             <w:color w:val="212121"/>
@@ -4754,7 +5323,7 @@
           <w:delText xml:space="preserve"> </w:delText>
         </w:r>
       </w:del>
-      <w:del w:id="27" w:author="Unknown Author" w:date="2025-05-27T09:44:10Z">
+      <w:del w:id="116" w:author="Unknown Author" w:date="2025-05-27T09:44:10Z">
         <w:r>
           <w:rPr>
             <w:color w:val="212121"/>
@@ -4763,7 +5332,7 @@
           <w:delText>here that we are missing krill</w:delText>
         </w:r>
       </w:del>
-      <w:del w:id="28" w:author="Unknown Author" w:date="2025-05-27T09:44:10Z">
+      <w:del w:id="117" w:author="Unknown Author" w:date="2025-05-27T09:44:10Z">
         <w:r>
           <w:rPr>
             <w:color w:val="212121"/>
@@ -4772,7 +5341,7 @@
           <w:delText xml:space="preserve"> swarms </w:delText>
         </w:r>
       </w:del>
-      <w:del w:id="29" w:author="Unknown Author" w:date="2025-05-27T09:44:10Z">
+      <w:del w:id="118" w:author="Unknown Author" w:date="2025-05-27T09:44:10Z">
         <w:r>
           <w:rPr>
             <w:color w:val="212121"/>
@@ -4787,7 +5356,7 @@
         </w:rPr>
         <w:t xml:space="preserve"> The surface mapped biomass density of each glider showed several areas with higher biomass densities, but in general the spatial distribution of biomass density was similar between gliders. (Figure </w:t>
       </w:r>
-      <w:del w:id="30" w:author="Unknown Author" w:date="2025-05-27T10:47:11Z">
+      <w:del w:id="119" w:author="Unknown Author" w:date="2025-05-27T10:47:11Z">
         <w:r>
           <w:rPr>
             <w:color w:val="212121"/>
@@ -4795,7 +5364,7 @@
           <w:delText>4</w:delText>
         </w:r>
       </w:del>
-      <w:ins w:id="31" w:author="Unknown Author" w:date="2025-05-27T10:47:11Z">
+      <w:ins w:id="120" w:author="Unknown Author" w:date="2025-05-27T10:47:11Z">
         <w:r>
           <w:rPr>
             <w:color w:val="212121"/>
@@ -4809,7 +5378,7 @@
         </w:rPr>
         <w:t xml:space="preserve">A and Figure </w:t>
       </w:r>
-      <w:del w:id="32" w:author="Unknown Author" w:date="2025-05-27T10:47:13Z">
+      <w:del w:id="121" w:author="Unknown Author" w:date="2025-05-27T10:47:13Z">
         <w:r>
           <w:rPr>
             <w:color w:val="212121"/>
@@ -4817,7 +5386,7 @@
           <w:delText>4</w:delText>
         </w:r>
       </w:del>
-      <w:ins w:id="33" w:author="Unknown Author" w:date="2025-05-27T10:47:13Z">
+      <w:ins w:id="122" w:author="Unknown Author" w:date="2025-05-27T10:47:13Z">
         <w:r>
           <w:rPr>
             <w:color w:val="212121"/>
@@ -4829,24 +5398,88 @@
         <w:rPr>
           <w:color w:val="212121"/>
         </w:rPr>
-        <w:t>B).</w:t>
-      </w:r>
-    </w:p>
-    <w:p>
-      <w:pPr>
-        <w:pStyle w:val="Normal"/>
-        <w:spacing w:lineRule="auto" w:line="480"/>
-        <w:rPr>
-          <w:color w:val="212121"/>
-          <w:ins w:id="35" w:author="Unknown Author" w:date="2025-05-27T10:47:33Z"/>
-        </w:rPr>
-      </w:pPr>
-      <w:ins w:id="34" w:author="Unknown Author" w:date="2025-05-27T10:47:33Z">
+        <w:t>B)</w:t>
+      </w:r>
+      <w:ins w:id="123" w:author="Unknown Author" w:date="2025-06-22T20:40:10Z">
         <w:r>
           <w:rPr>
             <w:color w:val="212121"/>
           </w:rPr>
-          <w:t>School characteristics</w:t>
+          <w:t xml:space="preserve">, </w:t>
+        </w:r>
+      </w:ins>
+      <w:ins w:id="124" w:author="Unknown Author" w:date="2025-06-22T20:40:10Z">
+        <w:r>
+          <w:rPr>
+            <w:color w:val="212121"/>
+          </w:rPr>
+          <w:t xml:space="preserve">and </w:t>
+        </w:r>
+      </w:ins>
+      <w:ins w:id="125" w:author="Unknown Author" w:date="2025-06-22T20:40:10Z">
+        <w:r>
+          <w:rPr>
+            <w:rFonts w:eastAsia="Garamond" w:cs="Garamond"/>
+            <w:color w:val="212121"/>
+            <w:kern w:val="0"/>
+            <w:sz w:val="22"/>
+            <w:szCs w:val="22"/>
+            <w:lang w:val="en-US" w:eastAsia="en-US" w:bidi="ar-SA"/>
+          </w:rPr>
+          <w:t>the</w:t>
+        </w:r>
+      </w:ins>
+      <w:ins w:id="126" w:author="Unknown Author" w:date="2025-06-22T20:40:10Z">
+        <w:r>
+          <w:rPr>
+            <w:color w:val="212121"/>
+          </w:rPr>
+          <w:t xml:space="preserve"> biomass densities were </w:t>
+        </w:r>
+      </w:ins>
+      <w:del w:id="127" w:author="Unknown Author" w:date="2025-06-22T20:40:10Z">
+        <w:r>
+          <w:rPr>
+            <w:color w:val="212121"/>
+          </w:rPr>
+          <w:delText>.</w:delText>
+        </w:r>
+      </w:del>
+      <w:ins w:id="128" w:author="Unknown Author" w:date="2025-06-22T20:40:25Z">
+        <w:r>
+          <w:rPr>
+            <w:color w:val="212121"/>
+          </w:rPr>
+          <w:t xml:space="preserve">very similar demonstrating that data from these multi glider deployemnts can </w:t>
+        </w:r>
+      </w:ins>
+      <w:ins w:id="129" w:author="Unknown Author" w:date="2025-06-22T20:42:04Z">
+        <w:r>
+          <w:rPr>
+            <w:color w:val="212121"/>
+          </w:rPr>
+          <w:t xml:space="preserve">be combined to increase sampling efficiencies in </w:t>
+        </w:r>
+      </w:ins>
+      <w:ins w:id="130" w:author="Unknown Author" w:date="2025-06-22T20:42:04Z">
+        <w:r>
+          <w:rPr>
+            <w:rFonts w:eastAsia="Garamond" w:cs="Garamond"/>
+            <w:color w:val="212121"/>
+            <w:kern w:val="0"/>
+            <w:sz w:val="22"/>
+            <w:szCs w:val="22"/>
+            <w:lang w:val="en-US" w:eastAsia="en-US" w:bidi="ar-SA"/>
+          </w:rPr>
+          <w:t>the</w:t>
+        </w:r>
+      </w:ins>
+      <w:ins w:id="131" w:author="Unknown Author" w:date="2025-06-22T20:42:04Z">
+        <w:r>
+          <w:rPr>
+            <w:color w:val="212121"/>
+          </w:rPr>
+          <w:t xml:space="preserve"> Southern Ocean.</w:t>
         </w:r>
       </w:ins>
     </w:p>
@@ -4856,10 +5489,25 @@
         <w:spacing w:lineRule="auto" w:line="480"/>
         <w:rPr>
           <w:color w:val="212121"/>
-          <w:ins w:id="37" w:author="Unknown Author" w:date="2025-05-27T10:47:33Z"/>
+          <w:ins w:id="133" w:author="Unknown Author" w:date="2025-05-27T10:47:33Z"/>
         </w:rPr>
       </w:pPr>
-      <w:ins w:id="36" w:author="Unknown Author" w:date="2025-05-27T10:47:33Z">
+      <w:ins w:id="132" w:author="Unknown Author" w:date="2025-05-27T10:47:33Z">
+        <w:r>
+          <w:rPr/>
+        </w:r>
+      </w:ins>
+    </w:p>
+    <w:p>
+      <w:pPr>
+        <w:pStyle w:val="Normal"/>
+        <w:spacing w:lineRule="auto" w:line="480"/>
+        <w:rPr>
+          <w:color w:val="212121"/>
+          <w:ins w:id="135" w:author="Unknown Author" w:date="2025-05-27T10:47:33Z"/>
+        </w:rPr>
+      </w:pPr>
+      <w:ins w:id="134" w:author="Unknown Author" w:date="2025-05-27T10:47:33Z">
         <w:r>
           <w:rPr>
             <w:color w:val="212121"/>
@@ -7736,10 +8384,10 @@
         <w:spacing w:lineRule="auto" w:line="480"/>
         <w:rPr>
           <w:spacing w:val="-2"/>
-          <w:ins w:id="39" w:author="Unknown Author" w:date="2025-05-23T19:48:31Z"/>
+          <w:ins w:id="137" w:author="Unknown Author" w:date="2025-05-23T19:48:31Z"/>
         </w:rPr>
       </w:pPr>
-      <w:ins w:id="38" w:author="Unknown Author" w:date="2025-05-23T19:48:31Z">
+      <w:ins w:id="136" w:author="Unknown Author" w:date="2025-05-23T19:48:31Z">
         <w:r>
           <w:rPr>
             <w:spacing w:val="-2"/>
@@ -7754,10 +8402,10 @@
         <w:spacing w:lineRule="auto" w:line="480"/>
         <w:rPr>
           <w:spacing w:val="-2"/>
-          <w:ins w:id="43" w:author="Unknown Author" w:date="2025-05-23T19:49:57Z"/>
+          <w:ins w:id="141" w:author="Unknown Author" w:date="2025-05-23T19:49:57Z"/>
         </w:rPr>
       </w:pPr>
-      <w:ins w:id="40" w:author="Unknown Author" w:date="2025-05-23T19:49:57Z">
+      <w:ins w:id="138" w:author="Unknown Author" w:date="2025-05-23T19:49:57Z">
         <w:r>
           <w:rPr>
             <w:spacing w:val="-2"/>
@@ -7765,7 +8413,7 @@
           <w:t xml:space="preserve">In general, there often differences in biomass estiomates, and in the perceived imapct of the ship noise an doperation. Many studies have tried to understand whether fdifferneces in fish bevior is a result of the noise pressure or noise field and the response of fish to these factors. Some have proposed that the effect could be a function of the perception by fish that the noises are derived from predators. </w:t>
         </w:r>
       </w:ins>
-      <w:ins w:id="41" w:author="Unknown Author" w:date="2025-05-23T19:49:57Z">
+      <w:ins w:id="139" w:author="Unknown Author" w:date="2025-05-23T19:49:57Z">
         <w:r>
           <w:rPr>
             <w:rFonts w:eastAsia="Garamond" w:cs="Garamond"/>
@@ -7779,7 +8427,7 @@
           <w:t>A</w:t>
         </w:r>
       </w:ins>
-      <w:ins w:id="42" w:author="Unknown Author" w:date="2025-05-23T19:49:57Z">
+      <w:ins w:id="140" w:author="Unknown Author" w:date="2025-05-23T19:49:57Z">
         <w:r>
           <w:rPr>
             <w:spacing w:val="-2"/>
@@ -7794,10 +8442,10 @@
         <w:spacing w:lineRule="auto" w:line="480"/>
         <w:rPr>
           <w:spacing w:val="-2"/>
-          <w:ins w:id="45" w:author="Unknown Author" w:date="2025-05-23T19:49:57Z"/>
+          <w:ins w:id="143" w:author="Unknown Author" w:date="2025-05-23T19:49:57Z"/>
         </w:rPr>
       </w:pPr>
-      <w:ins w:id="44" w:author="Unknown Author" w:date="2025-05-23T19:49:57Z">
+      <w:ins w:id="142" w:author="Unknown Author" w:date="2025-05-23T19:49:57Z">
         <w:r>
           <w:rPr>
             <w:spacing w:val="-2"/>
@@ -7813,7 +8461,7 @@
           <w:spacing w:val="-2"/>
         </w:rPr>
       </w:pPr>
-      <w:ins w:id="46" w:author="Unknown Author" w:date="2025-05-23T19:49:57Z">
+      <w:ins w:id="144" w:author="Unknown Author" w:date="2025-05-23T19:49:57Z">
         <w:r>
           <w:rPr>
             <w:spacing w:val="-2"/>
@@ -7821,7 +8469,7 @@
           <w:t xml:space="preserve">A  few studies have examined the effect of gliders on the  response of fish and zooplankton.. Guihan ad proopsed that the there were significant avoidance </w:t>
         </w:r>
       </w:ins>
-      <w:ins w:id="47" w:author="Unknown Author" w:date="2025-05-23T19:49:57Z">
+      <w:ins w:id="145" w:author="Unknown Author" w:date="2025-05-23T19:49:57Z">
         <w:r>
           <w:rPr>
             <w:rFonts w:eastAsia="Garamond" w:cs="Garamond"/>
@@ -7835,7 +8483,7 @@
           <w:t xml:space="preserve">reactions from diving gliiders. </w:t>
         </w:r>
       </w:ins>
-      <w:ins w:id="48" w:author="Unknown Author" w:date="2025-05-23T19:49:57Z">
+      <w:ins w:id="146" w:author="Unknown Author" w:date="2025-05-23T19:49:57Z">
         <w:r>
           <w:rPr>
             <w:spacing w:val="-2"/>
@@ -7959,30 +8607,48 @@
         </w:rPr>
         <w:t xml:space="preserve"> </w:t>
       </w:r>
-      <w:r>
-        <w:rPr/>
-        <w:t>are</w:t>
-      </w:r>
-      <w:r>
-        <w:rPr>
-          <w:spacing w:val="-3"/>
-        </w:rPr>
-        <w:t xml:space="preserve"> </w:t>
-      </w:r>
-      <w:r>
-        <w:rPr/>
-        <w:t>important</w:t>
-      </w:r>
-      <w:r>
-        <w:rPr>
-          <w:spacing w:val="-3"/>
-        </w:rPr>
-        <w:t xml:space="preserve"> </w:t>
-      </w:r>
-      <w:r>
-        <w:rPr/>
-        <w:t>to</w:t>
-      </w:r>
+      <w:ins w:id="147" w:author="Unknown Author" w:date="2025-06-22T20:44:10Z">
+        <w:r>
+          <w:rPr>
+            <w:spacing w:val="-5"/>
+          </w:rPr>
+          <w:t xml:space="preserve">can provide high quality data and can be used to </w:t>
+        </w:r>
+      </w:ins>
+      <w:del w:id="148" w:author="Unknown Author" w:date="2025-06-22T20:44:27Z">
+        <w:r>
+          <w:rPr/>
+          <w:delText>are</w:delText>
+        </w:r>
+      </w:del>
+      <w:del w:id="149" w:author="Unknown Author" w:date="2025-06-22T20:44:27Z">
+        <w:r>
+          <w:rPr>
+            <w:spacing w:val="-3"/>
+          </w:rPr>
+          <w:delText xml:space="preserve"> </w:delText>
+        </w:r>
+      </w:del>
+      <w:del w:id="150" w:author="Unknown Author" w:date="2025-06-22T20:44:27Z">
+        <w:r>
+          <w:rPr/>
+          <w:delText>important</w:delText>
+        </w:r>
+      </w:del>
+      <w:del w:id="151" w:author="Unknown Author" w:date="2025-06-22T20:44:27Z">
+        <w:r>
+          <w:rPr>
+            <w:spacing w:val="-3"/>
+          </w:rPr>
+          <w:delText xml:space="preserve"> </w:delText>
+        </w:r>
+      </w:del>
+      <w:del w:id="152" w:author="Unknown Author" w:date="2025-06-22T20:44:27Z">
+        <w:r>
+          <w:rPr/>
+          <w:delText>to</w:delText>
+        </w:r>
+      </w:del>
       <w:r>
         <w:rPr>
           <w:spacing w:val="-4"/>
@@ -7991,17 +8657,45 @@
       </w:r>
       <w:r>
         <w:rPr/>
-        <w:t>continuing</w:t>
-      </w:r>
-      <w:r>
-        <w:rPr>
-          <w:spacing w:val="-2"/>
-        </w:rPr>
-        <w:t xml:space="preserve"> </w:t>
-      </w:r>
-      <w:r>
-        <w:rPr/>
-        <w:t>acoustic time series that were started in the 1980s.</w:t>
+        <w:t>continu</w:t>
+      </w:r>
+      <w:del w:id="153" w:author="Unknown Author" w:date="2025-06-22T20:44:30Z">
+        <w:r>
+          <w:rPr/>
+          <w:delText>ing</w:delText>
+        </w:r>
+      </w:del>
+      <w:ins w:id="154" w:author="Unknown Author" w:date="2025-06-22T20:44:30Z">
+        <w:r>
+          <w:rPr/>
+          <w:t>e</w:t>
+        </w:r>
+      </w:ins>
+      <w:r>
+        <w:rPr>
+          <w:spacing w:val="-2"/>
+        </w:rPr>
+        <w:t xml:space="preserve"> </w:t>
+      </w:r>
+      <w:r>
+        <w:rPr/>
+        <w:t>acoustic time series that were started in the 19</w:t>
+      </w:r>
+      <w:del w:id="155" w:author="Unknown Author" w:date="2025-06-22T20:44:36Z">
+        <w:r>
+          <w:rPr/>
+          <w:delText>80</w:delText>
+        </w:r>
+      </w:del>
+      <w:ins w:id="156" w:author="Unknown Author" w:date="2025-06-22T20:44:36Z">
+        <w:r>
+          <w:rPr/>
+          <w:t>90</w:t>
+        </w:r>
+      </w:ins>
+      <w:r>
+        <w:rPr/>
+        <w:t>s.</w:t>
       </w:r>
     </w:p>
     <w:p>
@@ -8031,7 +8725,9 @@
         </w:sectPr>
         <w:pStyle w:val="Normal"/>
         <w:spacing w:lineRule="auto" w:line="480"/>
-        <w:rPr/>
+        <w:rPr>
+          <w:del w:id="157" w:author="Unknown Author" w:date="2025-06-22T20:44:54Z"/>
+        </w:rPr>
       </w:pPr>
       <w:r>
         <w:rPr/>
@@ -13130,12 +13826,7 @@
           <w:textDirection w:val="lrTb"/>
           <w:docGrid w:type="default" w:linePitch="100" w:charSpace="4096"/>
         </w:sectPr>
-        <w:pStyle w:val="Normal"/>
-        <w:rPr/>
       </w:pPr>
-      <w:r>
-        <w:rPr/>
-      </w:r>
     </w:p>
     <w:p>
       <w:pPr>
@@ -14837,10 +15528,10 @@
         <w:gridCol w:w="1202"/>
         <w:gridCol w:w="1200"/>
         <w:gridCol w:w="1199"/>
-        <w:gridCol w:w="1203"/>
+        <w:gridCol w:w="1204"/>
         <w:gridCol w:w="960"/>
         <w:gridCol w:w="960"/>
-        <w:gridCol w:w="1004"/>
+        <w:gridCol w:w="1003"/>
       </w:tblGrid>
       <w:tr>
         <w:trPr>
@@ -14960,7 +15651,7 @@
         </w:tc>
         <w:tc>
           <w:tcPr>
-            <w:tcW w:w="1203" w:type="dxa"/>
+            <w:tcW w:w="1204" w:type="dxa"/>
             <w:tcBorders/>
           </w:tcPr>
           <w:p>
@@ -15044,7 +15735,7 @@
         </w:tc>
         <w:tc>
           <w:tcPr>
-            <w:tcW w:w="1004" w:type="dxa"/>
+            <w:tcW w:w="1003" w:type="dxa"/>
             <w:tcBorders/>
           </w:tcPr>
           <w:p>
@@ -15189,7 +15880,7 @@
         </w:tc>
         <w:tc>
           <w:tcPr>
-            <w:tcW w:w="1203" w:type="dxa"/>
+            <w:tcW w:w="1204" w:type="dxa"/>
             <w:tcBorders/>
           </w:tcPr>
           <w:p>
@@ -15273,7 +15964,7 @@
         </w:tc>
         <w:tc>
           <w:tcPr>
-            <w:tcW w:w="1004" w:type="dxa"/>
+            <w:tcW w:w="1003" w:type="dxa"/>
             <w:tcBorders/>
           </w:tcPr>
           <w:p>
@@ -15418,7 +16109,7 @@
         </w:tc>
         <w:tc>
           <w:tcPr>
-            <w:tcW w:w="1203" w:type="dxa"/>
+            <w:tcW w:w="1204" w:type="dxa"/>
             <w:tcBorders/>
           </w:tcPr>
           <w:p>
@@ -15502,7 +16193,7 @@
         </w:tc>
         <w:tc>
           <w:tcPr>
-            <w:tcW w:w="1004" w:type="dxa"/>
+            <w:tcW w:w="1003" w:type="dxa"/>
             <w:tcBorders/>
           </w:tcPr>
           <w:p>
@@ -20092,6 +20783,28 @@
     </w:sectPr>
   </w:body>
 </w:document>
+</file>
+
+<file path=word/comments.xml><?xml version="1.0" encoding="utf-8"?>
+<w:comments xmlns:o="urn:schemas-microsoft-com:office:office" xmlns:r="http://schemas.openxmlformats.org/officeDocument/2006/relationships" xmlns:v="urn:schemas-microsoft-com:vml" xmlns:w="http://schemas.openxmlformats.org/wordprocessingml/2006/main" xmlns:w10="urn:schemas-microsoft-com:office:word" xmlns:wp="http://schemas.openxmlformats.org/drawingml/2006/wordprocessingDrawing" xmlns:pic="http://schemas.openxmlformats.org/drawingml/2006/picture" xmlns:wps="http://schemas.microsoft.com/office/word/2010/wordprocessingShape" xmlns:wpg="http://schemas.microsoft.com/office/word/2010/wordprocessingGroup" xmlns:mc="http://schemas.openxmlformats.org/markup-compatibility/2006" xmlns:wp14="http://schemas.microsoft.com/office/word/2010/wordprocessingDrawing" xmlns:w14="http://schemas.microsoft.com/office/word/2010/wordml" xmlns:w15="http://schemas.microsoft.com/office/word/2012/wordml" mc:Ignorable="w14 wp14 w15">
+  <w:comment w:id="0" w:author="Unknown Author" w:date="2025-06-22T20:29:00Z" w:initials="">
+    <w:p>
+      <w:pPr>
+        <w:overflowPunct w:val="false"/>
+        <w:rPr/>
+      </w:pPr>
+      <w:r>
+        <w:rPr>
+          <w:rFonts w:ascii="Liberation Serif" w:hAnsi="Liberation Serif" w:eastAsia="Segoe UI" w:cs="Tahoma"/>
+          <w:sz w:val="24"/>
+          <w:szCs w:val="24"/>
+          <w:lang w:val="en-US" w:eastAsia="en-US" w:bidi="en-US"/>
+        </w:rPr>
+        <w:t>Tony can you look up the other parameters of this deployment, pulse suration, power etc.</w:t>
+      </w:r>
+    </w:p>
+  </w:comment>
+</w:comments>
 </file>
 
 <file path=word/footer1.xml><?xml version="1.0" encoding="utf-8"?>
@@ -21344,6 +22057,19 @@
     </w:pPr>
     <w:rPr/>
   </w:style>
+  <w:style w:type="paragraph" w:styleId="Comment">
+    <w:name w:val="Comment"/>
+    <w:basedOn w:val="Normal"/>
+    <w:qFormat/>
+    <w:pPr>
+      <w:spacing w:before="56" w:after="0"/>
+      <w:ind w:left="56" w:right="56"/>
+    </w:pPr>
+    <w:rPr>
+      <w:sz w:val="20"/>
+      <w:szCs w:val="20"/>
+    </w:rPr>
+  </w:style>
   <w:style w:type="numbering" w:styleId="NoList" w:default="1">
     <w:name w:val="No List"/>
     <w:uiPriority w:val="99"/>
